--- a/5. 鐘、鍾→钟、锺.docx
+++ b/5. 鐘、鍾→钟、锺.docx
@@ -6,8 +6,8 @@
       <w:pPr>
         <w:rPr>
           <w:rFonts w:hint="eastAsia" w:ascii="TW-MOE-Std-Kai" w:hAnsi="TW-MOE-Std-Kai" w:eastAsia="TW-MOE-Std-Kai" w:cs="TW-MOE-Std-Kai"/>
-          <w:sz w:val="45"/>
-          <w:szCs w:val="45"/>
+          <w:sz w:val="40"/>
+          <w:szCs w:val="40"/>
           <w:lang w:val="en-US" w:eastAsia="zh-TW"/>
           <w14:ligatures w14:val="none"/>
         </w:rPr>
@@ -15,8 +15,8 @@
       <w:r>
         <w:rPr>
           <w:rFonts w:hint="eastAsia" w:ascii="TW-MOE-Std-Kai" w:hAnsi="TW-MOE-Std-Kai" w:eastAsia="TW-MOE-Std-Kai" w:cs="TW-MOE-Std-Kai"/>
-          <w:sz w:val="45"/>
-          <w:szCs w:val="45"/>
+          <w:sz w:val="40"/>
+          <w:szCs w:val="40"/>
           <w:lang w:val="en-US" w:eastAsia="zh-TW"/>
           <w14:ligatures w14:val="none"/>
         </w:rPr>
@@ -27,8 +27,8 @@
       <w:pPr>
         <w:rPr>
           <w:rFonts w:hint="eastAsia" w:ascii="TW-MOE-Std-Kai" w:hAnsi="TW-MOE-Std-Kai" w:eastAsia="TW-MOE-Std-Kai" w:cs="TW-MOE-Std-Kai"/>
-          <w:sz w:val="45"/>
-          <w:szCs w:val="45"/>
+          <w:sz w:val="40"/>
+          <w:szCs w:val="40"/>
           <w:lang w:val="en-US" w:eastAsia="zh-TW"/>
           <w14:ligatures w14:val="none"/>
         </w:rPr>
@@ -36,8 +36,8 @@
       <w:r>
         <w:rPr>
           <w:rFonts w:hint="eastAsia" w:ascii="TW-MOE-Std-Kai" w:hAnsi="TW-MOE-Std-Kai" w:eastAsia="TW-MOE-Std-Kai" w:cs="TW-MOE-Std-Kai"/>
-          <w:sz w:val="45"/>
-          <w:szCs w:val="45"/>
+          <w:sz w:val="40"/>
+          <w:szCs w:val="40"/>
           <w:lang w:val="en-US" w:eastAsia="zh-TW"/>
           <w14:ligatures w14:val="none"/>
         </w:rPr>
@@ -46,8 +46,8 @@
       <w:r>
         <w:rPr>
           <w:rFonts w:hint="eastAsia" w:ascii="GB Pinyinok-C" w:hAnsi="GB Pinyinok-C" w:eastAsia="GB Pinyinok-C" w:cs="GB Pinyinok-C"/>
-          <w:sz w:val="45"/>
-          <w:szCs w:val="45"/>
+          <w:sz w:val="40"/>
+          <w:szCs w:val="40"/>
           <w:lang w:val="en-US" w:eastAsia="zh-TW"/>
           <w14:ligatures w14:val="none"/>
         </w:rPr>
@@ -56,45 +56,45 @@
       <w:r>
         <w:rPr>
           <w:rFonts w:hint="eastAsia" w:ascii="TW-MOE-Std-Kai" w:hAnsi="TW-MOE-Std-Kai" w:eastAsia="TW-MOE-Std-Kai" w:cs="TW-MOE-Std-Kai"/>
-          <w:sz w:val="45"/>
-          <w:szCs w:val="45"/>
-          <w:lang w:val="en-US" w:eastAsia="zh-TW"/>
-          <w14:ligatures w14:val="none"/>
-        </w:rPr>
-        <w:t>。注意「鍾」用於姓名時可簡化為「锺」，否則簡化為「钟」，而「鐘」則一律只能</w:t>
+          <w:sz w:val="40"/>
+          <w:szCs w:val="40"/>
+          <w:lang w:val="en-US" w:eastAsia="zh-TW"/>
+          <w14:ligatures w14:val="none"/>
+        </w:rPr>
+        <w:t>。注意「鍾」用於姓名時可簡化為「锺」，否則簡化為「钟」，而「鐘」則一律只能簡化為「钟」。</w:t>
+      </w:r>
+    </w:p>
+    <w:p>
+      <w:pPr>
+        <w:rPr>
+          <w:rFonts w:hint="eastAsia" w:ascii="TW-MOE-Std-Kai" w:hAnsi="TW-MOE-Std-Kai" w:eastAsia="TW-MOE-Std-Kai" w:cs="TW-MOE-Std-Kai"/>
+          <w:sz w:val="40"/>
+          <w:szCs w:val="40"/>
+          <w:lang w:val="en-US" w:eastAsia="zh-TW"/>
+          <w14:ligatures w14:val="none"/>
+        </w:rPr>
+      </w:pPr>
+      <w:r>
+        <w:rPr>
+          <w:rFonts w:hint="eastAsia" w:ascii="TW-MOE-Std-Kai" w:hAnsi="TW-MOE-Std-Kai" w:eastAsia="TW-MOE-Std-Kai" w:cs="TW-MOE-Std-Kai"/>
+          <w:sz w:val="40"/>
+          <w:szCs w:val="40"/>
+          <w:lang w:val="en-US" w:eastAsia="zh-TW"/>
+          <w14:ligatures w14:val="none"/>
+        </w:rPr>
+        <w:t>辨意：「鐘」是一種打擊樂器（體積較大）、計時器（及其延伸之意義），如「編鐘」、「鐘磬」、「撞鐘」、「鐘樓」、「鐘聲」、「亮鐘」、「黃鐘大呂」、「鐘鳴鼎食」、「晨鐘暮鼓」、「鐘錶」、「時鐘」、「鬧鐘」、「掛鐘」、「鐘擺」、「鐘點」、「鐘頭」、「分鐘」、「秒鐘」等。而「鍾」指一種酒器或茶器（體積較小）、專一、專注、積聚或姓氏，如「龍鍾」（年老體衰行動不便的樣子；潦倒失意；形容淚流不止，溼透了衣裳）、「鍾愛」、「獨鍾」、「鍾情」、「一見鍾情」、「鍾靈毓秀」、「鍾山」（山名，位於南京市東，東西長約七公里，南北寬約三公里，名勝古蹟有中山陵、明孝陵、靈谷寺等，亦稱「北山」或「紫金山」</w:t>
       </w:r>
       <w:bookmarkStart w:id="0" w:name="_GoBack"/>
       <w:bookmarkEnd w:id="0"/>
       <w:r>
         <w:rPr>
           <w:rFonts w:hint="eastAsia" w:ascii="TW-MOE-Std-Kai" w:hAnsi="TW-MOE-Std-Kai" w:eastAsia="TW-MOE-Std-Kai" w:cs="TW-MOE-Std-Kai"/>
-          <w:sz w:val="45"/>
-          <w:szCs w:val="45"/>
-          <w:lang w:val="en-US" w:eastAsia="zh-TW"/>
-          <w14:ligatures w14:val="none"/>
-        </w:rPr>
-        <w:t>簡化為「钟」。</w:t>
-      </w:r>
-    </w:p>
-    <w:p>
-      <w:pPr>
-        <w:rPr>
-          <w:rFonts w:hint="eastAsia" w:ascii="TW-MOE-Std-Kai" w:hAnsi="TW-MOE-Std-Kai" w:eastAsia="TW-MOE-Std-Kai" w:cs="TW-MOE-Std-Kai"/>
-          <w:sz w:val="45"/>
-          <w:szCs w:val="45"/>
-          <w:lang w:val="en-US" w:eastAsia="zh-TW"/>
-          <w14:ligatures w14:val="none"/>
-        </w:rPr>
-      </w:pPr>
-      <w:r>
-        <w:rPr>
-          <w:rFonts w:hint="eastAsia" w:ascii="TW-MOE-Std-Kai" w:hAnsi="TW-MOE-Std-Kai" w:eastAsia="TW-MOE-Std-Kai" w:cs="TW-MOE-Std-Kai"/>
-          <w:sz w:val="45"/>
-          <w:szCs w:val="45"/>
-          <w:lang w:val="en-US" w:eastAsia="zh-TW"/>
-          <w14:ligatures w14:val="none"/>
-        </w:rPr>
-        <w:t>辨意：「鐘」是一種打擊樂器（體積較大）、計時器（及其延伸之意義），如「編鐘」、「鐘磬」、「撞鐘」、「鐘樓」、「鐘聲」、「亮鐘」、「黃鐘大呂」、「鐘鳴鼎食」、「晨鐘暮鼓」、「鐘錶」、「時鐘」、「鬧鐘」、「掛鐘」、「鐘擺」、「鐘點」、「鐘頭」、「分鐘」、「秒鐘」等。而「鍾」指一種酒器或茶器（體積較小）、專一、專注、積聚或姓氏，如「龍鍾」（年老體衰行動不便的樣子；潦倒失意；形容淚流不止，溼透了衣裳）、「鍾愛」、「獨鍾」、「鍾情」、「一見鍾情」、「鍾靈毓秀」。需要注意作為姓氏只能寫「鍾」，在大陸出版的簡化字書籍的署名中，有時將「鍾」使用偏旁類推簡化為「锺」以便區分，如「錢鍾書（钱锺书）」等。</w:t>
+          <w:sz w:val="40"/>
+          <w:szCs w:val="40"/>
+          <w:lang w:val="en-US" w:eastAsia="zh-TW"/>
+          <w14:ligatures w14:val="none"/>
+        </w:rPr>
+        <w:t>；縣名，即「鍾山縣」，位於廣西東隅賀江上游富川江流域）等。需要注意作為姓氏只能寫「鍾」，在大陸出版的簡化字書籍的署名中，有時將「鍾」使用偏旁類推簡化為「锺」以便區分，如「錢鍾書（钱锺书）」等。</w:t>
       </w:r>
     </w:p>
     <w:sectPr>
